--- a/BaoCaoDoAnTotNghiep_HaDuyAnh.docx
+++ b/BaoCaoDoAnTotNghiep_HaDuyAnh.docx
@@ -1612,8 +1612,6 @@
       <w:r>
         <w:t xml:space="preserve">    </w:t>
       </w:r>
-      <w:bookmarkStart w:id="2" w:name="_GoBack"/>
-      <w:bookmarkEnd w:id="2"/>
     </w:p>
     <w:p>
       <w:pPr>
@@ -1824,7 +1822,7 @@
         </w:rPr>
       </w:pPr>
     </w:p>
-    <w:bookmarkStart w:id="3" w:name="_Toc136174266" w:displacedByCustomXml="next"/>
+    <w:bookmarkStart w:id="2" w:name="_Toc136174266" w:displacedByCustomXml="next"/>
     <w:sdt>
       <w:sdtPr>
         <w:rPr>
@@ -1878,7 +1876,7 @@
             </w:rPr>
             <w:t>ỤC LỤC</w:t>
           </w:r>
-          <w:bookmarkEnd w:id="3"/>
+          <w:bookmarkEnd w:id="2"/>
         </w:p>
         <w:p>
           <w:pPr>
@@ -6078,7 +6076,7 @@
           <w:szCs w:val="36"/>
         </w:rPr>
       </w:pPr>
-      <w:bookmarkStart w:id="4" w:name="_Toc136174267"/>
+      <w:bookmarkStart w:id="3" w:name="_Toc136174267"/>
       <w:r>
         <w:rPr>
           <w:rFonts w:ascii="Times New Roman" w:hAnsi="Times New Roman" w:cs="Times New Roman"/>
@@ -6090,7 +6088,7 @@
         <w:lastRenderedPageBreak/>
         <w:t>DANH MỤC CÁC TỪ VIẾT TẮT</w:t>
       </w:r>
-      <w:bookmarkEnd w:id="4"/>
+      <w:bookmarkEnd w:id="3"/>
     </w:p>
     <w:tbl>
       <w:tblPr>
@@ -6825,8 +6823,8 @@
           <w:szCs w:val="28"/>
         </w:rPr>
       </w:pPr>
-      <w:bookmarkStart w:id="5" w:name="_Toc113907481"/>
-      <w:bookmarkStart w:id="6" w:name="_Toc114590604"/>
+      <w:bookmarkStart w:id="4" w:name="_Toc113907481"/>
+      <w:bookmarkStart w:id="5" w:name="_Toc114590604"/>
     </w:p>
     <w:p>
       <w:pPr>
@@ -6963,7 +6961,7 @@
           <w:szCs w:val="36"/>
         </w:rPr>
       </w:pPr>
-      <w:bookmarkStart w:id="7" w:name="_Toc136174268"/>
+      <w:bookmarkStart w:id="6" w:name="_Toc136174268"/>
       <w:r>
         <w:rPr>
           <w:rFonts w:ascii="Times New Roman" w:hAnsi="Times New Roman" w:cs="Times New Roman"/>
@@ -6975,7 +6973,7 @@
         <w:lastRenderedPageBreak/>
         <w:t>DANH MỤC BẢNG BIỂU</w:t>
       </w:r>
-      <w:bookmarkEnd w:id="7"/>
+      <w:bookmarkEnd w:id="6"/>
     </w:p>
     <w:p>
       <w:pPr>
@@ -8001,7 +7999,7 @@
           <w:szCs w:val="36"/>
         </w:rPr>
       </w:pPr>
-      <w:bookmarkStart w:id="8" w:name="_Toc136174269"/>
+      <w:bookmarkStart w:id="7" w:name="_Toc136174269"/>
       <w:r>
         <w:rPr>
           <w:rFonts w:ascii="Times New Roman" w:hAnsi="Times New Roman" w:cs="Times New Roman"/>
@@ -8013,7 +8011,7 @@
         <w:lastRenderedPageBreak/>
         <w:t>DANH MỤC HÌNH ẢNH</w:t>
       </w:r>
-      <w:bookmarkEnd w:id="8"/>
+      <w:bookmarkEnd w:id="7"/>
     </w:p>
     <w:p>
       <w:pPr>
@@ -10482,7 +10480,7 @@
           <w:szCs w:val="36"/>
         </w:rPr>
       </w:pPr>
-      <w:bookmarkStart w:id="9" w:name="_Toc136174270"/>
+      <w:bookmarkStart w:id="8" w:name="_Toc136174270"/>
       <w:r>
         <w:rPr>
           <w:rFonts w:ascii="Times New Roman" w:hAnsi="Times New Roman" w:cs="Times New Roman"/>
@@ -10494,7 +10492,7 @@
         <w:lastRenderedPageBreak/>
         <w:t>MỞ ĐẦU</w:t>
       </w:r>
-      <w:bookmarkEnd w:id="9"/>
+      <w:bookmarkEnd w:id="8"/>
     </w:p>
     <w:p>
       <w:pPr>
@@ -11035,7 +11033,7 @@
           <w:szCs w:val="36"/>
         </w:rPr>
       </w:pPr>
-      <w:bookmarkStart w:id="10" w:name="_Toc136174271"/>
+      <w:bookmarkStart w:id="9" w:name="_Toc136174271"/>
       <w:r>
         <w:rPr>
           <w:rFonts w:ascii="Times New Roman" w:hAnsi="Times New Roman" w:cs="Times New Roman"/>
@@ -11067,8 +11065,8 @@
         </w:rPr>
         <w:t xml:space="preserve">: </w:t>
       </w:r>
+      <w:bookmarkEnd w:id="4"/>
       <w:bookmarkEnd w:id="5"/>
-      <w:bookmarkEnd w:id="6"/>
       <w:r>
         <w:rPr>
           <w:rFonts w:ascii="Times New Roman" w:hAnsi="Times New Roman" w:cs="Times New Roman"/>
@@ -11079,7 +11077,7 @@
         </w:rPr>
         <w:t>KHẢO SÁT VÀ PHÂN TÍCH ĐỀ TÀI</w:t>
       </w:r>
-      <w:bookmarkEnd w:id="10"/>
+      <w:bookmarkEnd w:id="9"/>
     </w:p>
     <w:p>
       <w:pPr>
@@ -11092,7 +11090,7 @@
           <w:szCs w:val="32"/>
         </w:rPr>
       </w:pPr>
-      <w:bookmarkStart w:id="11" w:name="_Toc136174272"/>
+      <w:bookmarkStart w:id="10" w:name="_Toc136174272"/>
       <w:r>
         <w:rPr>
           <w:b/>
@@ -11117,7 +11115,7 @@
         </w:rPr>
         <w:t>Khảo sát các website</w:t>
       </w:r>
-      <w:bookmarkEnd w:id="11"/>
+      <w:bookmarkEnd w:id="10"/>
     </w:p>
     <w:p>
       <w:pPr>
@@ -11131,7 +11129,7 @@
           <w:szCs w:val="28"/>
         </w:rPr>
       </w:pPr>
-      <w:bookmarkStart w:id="12" w:name="_Toc136174273"/>
+      <w:bookmarkStart w:id="11" w:name="_Toc136174273"/>
       <w:r>
         <w:rPr>
           <w:rFonts w:ascii="Times New Roman" w:hAnsi="Times New Roman" w:cs="Times New Roman"/>
@@ -11182,7 +11180,7 @@
         </w:rPr>
         <w:t xml:space="preserve"> (Xem mục [1])</w:t>
       </w:r>
-      <w:bookmarkEnd w:id="12"/>
+      <w:bookmarkEnd w:id="11"/>
     </w:p>
     <w:p>
       <w:pPr>
@@ -11238,7 +11236,7 @@
           <w:bCs w:val="0"/>
         </w:rPr>
       </w:pPr>
-      <w:bookmarkStart w:id="13" w:name="_Toc135936254"/>
+      <w:bookmarkStart w:id="12" w:name="_Toc135936254"/>
       <w:r>
         <w:rPr>
           <w:b/>
@@ -11257,7 +11255,7 @@
         </w:rPr>
         <w:t xml:space="preserve">  </w:t>
       </w:r>
-      <w:bookmarkEnd w:id="13"/>
+      <w:bookmarkEnd w:id="12"/>
     </w:p>
     <w:p>
       <w:pPr>
@@ -11363,7 +11361,7 @@
           <w:szCs w:val="28"/>
         </w:rPr>
       </w:pPr>
-      <w:bookmarkStart w:id="14" w:name="_Toc136174274"/>
+      <w:bookmarkStart w:id="13" w:name="_Toc136174274"/>
       <w:r>
         <w:rPr>
           <w:rFonts w:ascii="Times New Roman" w:hAnsi="Times New Roman" w:cs="Times New Roman"/>
@@ -11405,7 +11403,7 @@
         </w:rPr>
         <w:t xml:space="preserve"> (Xem mục [2])</w:t>
       </w:r>
-      <w:bookmarkEnd w:id="14"/>
+      <w:bookmarkEnd w:id="13"/>
     </w:p>
     <w:p>
       <w:pPr>
@@ -11461,7 +11459,7 @@
           <w:b/>
         </w:rPr>
       </w:pPr>
-      <w:bookmarkStart w:id="15" w:name="_Toc135936255"/>
+      <w:bookmarkStart w:id="14" w:name="_Toc135936255"/>
       <w:r>
         <w:rPr>
           <w:b/>
@@ -11498,7 +11496,7 @@
         </w:rPr>
         <w:t xml:space="preserve">  </w:t>
       </w:r>
-      <w:bookmarkEnd w:id="15"/>
+      <w:bookmarkEnd w:id="14"/>
     </w:p>
     <w:p>
       <w:pPr>
@@ -11585,9 +11583,9 @@
           <w:szCs w:val="32"/>
         </w:rPr>
       </w:pPr>
-      <w:bookmarkStart w:id="16" w:name="_Toc113907483"/>
-      <w:bookmarkStart w:id="17" w:name="_Toc114590606"/>
-      <w:bookmarkStart w:id="18" w:name="_Toc136174275"/>
+      <w:bookmarkStart w:id="15" w:name="_Toc113907483"/>
+      <w:bookmarkStart w:id="16" w:name="_Toc114590606"/>
+      <w:bookmarkStart w:id="17" w:name="_Toc136174275"/>
       <w:r>
         <w:rPr>
           <w:b/>
@@ -11604,8 +11602,8 @@
         </w:rPr>
         <w:t>2</w:t>
       </w:r>
+      <w:bookmarkEnd w:id="15"/>
       <w:bookmarkEnd w:id="16"/>
-      <w:bookmarkEnd w:id="17"/>
       <w:r>
         <w:rPr>
           <w:b/>
@@ -11622,7 +11620,7 @@
         </w:rPr>
         <w:t>Nhiệm vụ của đồ án</w:t>
       </w:r>
-      <w:bookmarkEnd w:id="18"/>
+      <w:bookmarkEnd w:id="17"/>
     </w:p>
     <w:p>
       <w:pPr>
@@ -11636,9 +11634,9 @@
           <w:szCs w:val="28"/>
         </w:rPr>
       </w:pPr>
-      <w:bookmarkStart w:id="19" w:name="_Toc113907484"/>
-      <w:bookmarkStart w:id="20" w:name="_Toc114590607"/>
-      <w:bookmarkStart w:id="21" w:name="_Toc136174276"/>
+      <w:bookmarkStart w:id="18" w:name="_Toc113907484"/>
+      <w:bookmarkStart w:id="19" w:name="_Toc114590607"/>
+      <w:bookmarkStart w:id="20" w:name="_Toc136174276"/>
       <w:r>
         <w:rPr>
           <w:rFonts w:ascii="Times New Roman" w:hAnsi="Times New Roman" w:cs="Times New Roman"/>
@@ -11659,8 +11657,8 @@
         </w:rPr>
         <w:t>.</w:t>
       </w:r>
+      <w:bookmarkEnd w:id="18"/>
       <w:bookmarkEnd w:id="19"/>
-      <w:bookmarkEnd w:id="20"/>
       <w:r>
         <w:rPr>
           <w:rFonts w:ascii="Times New Roman" w:hAnsi="Times New Roman" w:cs="Times New Roman"/>
@@ -11681,7 +11679,7 @@
         </w:rPr>
         <w:t>Mục đích</w:t>
       </w:r>
-      <w:bookmarkEnd w:id="21"/>
+      <w:bookmarkEnd w:id="20"/>
     </w:p>
     <w:p>
       <w:pPr>
@@ -11728,7 +11726,7 @@
           <w:szCs w:val="28"/>
         </w:rPr>
       </w:pPr>
-      <w:bookmarkStart w:id="22" w:name="_Toc136174277"/>
+      <w:bookmarkStart w:id="21" w:name="_Toc136174277"/>
       <w:r>
         <w:rPr>
           <w:rFonts w:ascii="Times New Roman" w:hAnsi="Times New Roman" w:cs="Times New Roman"/>
@@ -11789,7 +11787,7 @@
         </w:rPr>
         <w:t>Yêu cầu</w:t>
       </w:r>
-      <w:bookmarkEnd w:id="22"/>
+      <w:bookmarkEnd w:id="21"/>
     </w:p>
     <w:p>
       <w:pPr>
@@ -12137,7 +12135,7 @@
           <w:szCs w:val="28"/>
         </w:rPr>
       </w:pPr>
-      <w:bookmarkStart w:id="23" w:name="_Toc136174278"/>
+      <w:bookmarkStart w:id="22" w:name="_Toc136174278"/>
       <w:r>
         <w:rPr>
           <w:rFonts w:ascii="Times New Roman" w:hAnsi="Times New Roman" w:cs="Times New Roman"/>
@@ -12178,7 +12176,7 @@
         </w:rPr>
         <w:t>Môi trường phát triển</w:t>
       </w:r>
-      <w:bookmarkEnd w:id="23"/>
+      <w:bookmarkEnd w:id="22"/>
     </w:p>
     <w:p>
       <w:pPr>
@@ -12373,7 +12371,7 @@
           <w:szCs w:val="32"/>
         </w:rPr>
       </w:pPr>
-      <w:bookmarkStart w:id="24" w:name="_Toc136174279"/>
+      <w:bookmarkStart w:id="23" w:name="_Toc136174279"/>
       <w:r>
         <w:rPr>
           <w:b/>
@@ -12390,7 +12388,7 @@
         </w:rPr>
         <w:t>Giới thiệu công nghệ</w:t>
       </w:r>
-      <w:bookmarkEnd w:id="24"/>
+      <w:bookmarkEnd w:id="23"/>
     </w:p>
     <w:p>
       <w:pPr>
@@ -12404,7 +12402,7 @@
           <w:szCs w:val="28"/>
         </w:rPr>
       </w:pPr>
-      <w:bookmarkStart w:id="25" w:name="_Toc136174280"/>
+      <w:bookmarkStart w:id="24" w:name="_Toc136174280"/>
       <w:r>
         <w:rPr>
           <w:rFonts w:ascii="Times New Roman" w:hAnsi="Times New Roman" w:cs="Times New Roman"/>
@@ -12475,7 +12473,7 @@
         </w:rPr>
         <w:t>])</w:t>
       </w:r>
-      <w:bookmarkEnd w:id="25"/>
+      <w:bookmarkEnd w:id="24"/>
     </w:p>
     <w:p>
       <w:pPr>
@@ -12697,7 +12695,7 @@
           <w:szCs w:val="28"/>
         </w:rPr>
       </w:pPr>
-      <w:bookmarkStart w:id="26" w:name="_Toc136174281"/>
+      <w:bookmarkStart w:id="25" w:name="_Toc136174281"/>
       <w:r>
         <w:rPr>
           <w:rFonts w:ascii="Times New Roman" w:hAnsi="Times New Roman" w:cs="Times New Roman"/>
@@ -12748,7 +12746,7 @@
         </w:rPr>
         <w:t xml:space="preserve"> (Xem mục [6])</w:t>
       </w:r>
-      <w:bookmarkEnd w:id="26"/>
+      <w:bookmarkEnd w:id="25"/>
     </w:p>
     <w:p>
       <w:pPr>
@@ -12940,7 +12938,7 @@
           <w:szCs w:val="28"/>
         </w:rPr>
       </w:pPr>
-      <w:bookmarkStart w:id="27" w:name="_Toc136174282"/>
+      <w:bookmarkStart w:id="26" w:name="_Toc136174282"/>
       <w:r>
         <w:rPr>
           <w:rFonts w:ascii="Times New Roman" w:hAnsi="Times New Roman" w:cs="Times New Roman"/>
@@ -13001,7 +12999,7 @@
         </w:rPr>
         <w:t xml:space="preserve"> (Xem mục [7])</w:t>
       </w:r>
-      <w:bookmarkEnd w:id="27"/>
+      <w:bookmarkEnd w:id="26"/>
     </w:p>
     <w:p>
       <w:pPr>
@@ -13449,7 +13447,7 @@
           <w:szCs w:val="36"/>
         </w:rPr>
       </w:pPr>
-      <w:bookmarkStart w:id="28" w:name="_Toc136174283"/>
+      <w:bookmarkStart w:id="27" w:name="_Toc136174283"/>
       <w:r>
         <w:rPr>
           <w:rFonts w:ascii="Times New Roman" w:hAnsi="Times New Roman" w:cs="Times New Roman"/>
@@ -13481,7 +13479,7 @@
         </w:rPr>
         <w:t>PHÂN TÍCH THIẾT KẾ HỆ THỐNG</w:t>
       </w:r>
-      <w:bookmarkEnd w:id="28"/>
+      <w:bookmarkEnd w:id="27"/>
     </w:p>
     <w:p>
       <w:pPr>
@@ -13494,7 +13492,7 @@
           <w:szCs w:val="32"/>
         </w:rPr>
       </w:pPr>
-      <w:bookmarkStart w:id="29" w:name="_Toc136174284"/>
+      <w:bookmarkStart w:id="28" w:name="_Toc136174284"/>
       <w:r>
         <w:rPr>
           <w:b/>
@@ -13519,7 +13517,7 @@
         </w:rPr>
         <w:t xml:space="preserve"> Sơ đồ phân rã chức năng BFD</w:t>
       </w:r>
-      <w:bookmarkEnd w:id="29"/>
+      <w:bookmarkEnd w:id="28"/>
     </w:p>
     <w:p>
       <w:pPr>
@@ -13588,7 +13586,7 @@
           <w:bCs w:val="0"/>
         </w:rPr>
       </w:pPr>
-      <w:bookmarkStart w:id="30" w:name="_Toc135936256"/>
+      <w:bookmarkStart w:id="29" w:name="_Toc135936256"/>
       <w:r>
         <w:rPr>
           <w:b/>
@@ -13613,7 +13611,7 @@
         </w:rPr>
         <w:t xml:space="preserve">  </w:t>
       </w:r>
-      <w:bookmarkEnd w:id="30"/>
+      <w:bookmarkEnd w:id="29"/>
     </w:p>
     <w:p>
       <w:pPr>
@@ -13668,7 +13666,7 @@
           <w:szCs w:val="32"/>
         </w:rPr>
       </w:pPr>
-      <w:bookmarkStart w:id="31" w:name="_Toc136174285"/>
+      <w:bookmarkStart w:id="30" w:name="_Toc136174285"/>
       <w:r>
         <w:rPr>
           <w:b/>
@@ -13694,7 +13692,7 @@
         </w:rPr>
         <w:t>Sơ đồ luồng dữ liệu DFD</w:t>
       </w:r>
-      <w:bookmarkEnd w:id="31"/>
+      <w:bookmarkEnd w:id="30"/>
     </w:p>
     <w:p>
       <w:pPr>
@@ -13708,7 +13706,7 @@
           <w:szCs w:val="28"/>
         </w:rPr>
       </w:pPr>
-      <w:bookmarkStart w:id="32" w:name="_Toc136174286"/>
+      <w:bookmarkStart w:id="31" w:name="_Toc136174286"/>
       <w:r>
         <w:rPr>
           <w:rFonts w:ascii="Times New Roman" w:hAnsi="Times New Roman" w:cs="Times New Roman"/>
@@ -13759,7 +13757,7 @@
         </w:rPr>
         <w:t>Sơ đồ DFD mức ngữ cảnh</w:t>
       </w:r>
-      <w:bookmarkEnd w:id="32"/>
+      <w:bookmarkEnd w:id="31"/>
     </w:p>
     <w:p>
       <w:pPr>
@@ -13820,7 +13818,7 @@
           <w:bCs w:val="0"/>
         </w:rPr>
       </w:pPr>
-      <w:bookmarkStart w:id="33" w:name="_Toc135936257"/>
+      <w:bookmarkStart w:id="32" w:name="_Toc135936257"/>
       <w:r>
         <w:rPr>
           <w:b/>
@@ -13839,7 +13837,7 @@
         </w:rPr>
         <w:t xml:space="preserve">  </w:t>
       </w:r>
-      <w:bookmarkEnd w:id="33"/>
+      <w:bookmarkEnd w:id="32"/>
     </w:p>
     <w:p>
       <w:pPr>
@@ -13893,7 +13891,7 @@
           <w:szCs w:val="28"/>
         </w:rPr>
       </w:pPr>
-      <w:bookmarkStart w:id="34" w:name="_Toc136174287"/>
+      <w:bookmarkStart w:id="33" w:name="_Toc136174287"/>
       <w:r>
         <w:rPr>
           <w:rFonts w:ascii="Times New Roman" w:hAnsi="Times New Roman" w:cs="Times New Roman"/>
@@ -13945,7 +13943,7 @@
         </w:rPr>
         <w:t>Sơ đồ DFD mức 0</w:t>
       </w:r>
-      <w:bookmarkEnd w:id="34"/>
+      <w:bookmarkEnd w:id="33"/>
     </w:p>
     <w:p>
       <w:pPr>
@@ -14013,7 +14011,7 @@
           <w:b/>
         </w:rPr>
       </w:pPr>
-      <w:bookmarkStart w:id="35" w:name="_Toc135936258"/>
+      <w:bookmarkStart w:id="34" w:name="_Toc135936258"/>
       <w:r>
         <w:rPr>
           <w:b/>
@@ -14032,7 +14030,7 @@
         </w:rPr>
         <w:t xml:space="preserve">  </w:t>
       </w:r>
-      <w:bookmarkEnd w:id="35"/>
+      <w:bookmarkEnd w:id="34"/>
     </w:p>
     <w:p>
       <w:pPr>
@@ -14185,7 +14183,7 @@
           <w:szCs w:val="32"/>
         </w:rPr>
       </w:pPr>
-      <w:bookmarkStart w:id="36" w:name="_Toc136174288"/>
+      <w:bookmarkStart w:id="35" w:name="_Toc136174288"/>
       <w:r>
         <w:rPr>
           <w:b/>
@@ -14203,7 +14201,7 @@
         </w:rPr>
         <w:t>Phân tích nghiệp vụ các chức năng</w:t>
       </w:r>
-      <w:bookmarkEnd w:id="36"/>
+      <w:bookmarkEnd w:id="35"/>
     </w:p>
     <w:p>
       <w:pPr>
@@ -14217,7 +14215,7 @@
           <w:szCs w:val="28"/>
         </w:rPr>
       </w:pPr>
-      <w:bookmarkStart w:id="37" w:name="_Toc136174289"/>
+      <w:bookmarkStart w:id="36" w:name="_Toc136174289"/>
       <w:r>
         <w:rPr>
           <w:rFonts w:ascii="Times New Roman" w:hAnsi="Times New Roman" w:cs="Times New Roman"/>
@@ -14268,7 +14266,7 @@
         </w:rPr>
         <w:t>Chức năng quản lý hệ thống</w:t>
       </w:r>
-      <w:bookmarkEnd w:id="37"/>
+      <w:bookmarkEnd w:id="36"/>
     </w:p>
     <w:p>
       <w:pPr>
@@ -14606,7 +14604,7 @@
           <w:szCs w:val="28"/>
         </w:rPr>
       </w:pPr>
-      <w:bookmarkStart w:id="38" w:name="_Toc136174290"/>
+      <w:bookmarkStart w:id="37" w:name="_Toc136174290"/>
       <w:r>
         <w:rPr>
           <w:rFonts w:ascii="Times New Roman" w:hAnsi="Times New Roman" w:cs="Times New Roman"/>
@@ -14657,7 +14655,7 @@
         </w:rPr>
         <w:t>Chức năng quản lý người dùng</w:t>
       </w:r>
-      <w:bookmarkEnd w:id="38"/>
+      <w:bookmarkEnd w:id="37"/>
     </w:p>
     <w:p>
       <w:pPr>
@@ -14978,7 +14976,7 @@
           <w:szCs w:val="28"/>
         </w:rPr>
       </w:pPr>
-      <w:bookmarkStart w:id="39" w:name="_Toc136174291"/>
+      <w:bookmarkStart w:id="38" w:name="_Toc136174291"/>
       <w:r>
         <w:rPr>
           <w:rFonts w:ascii="Times New Roman" w:hAnsi="Times New Roman" w:cs="Times New Roman"/>
@@ -15029,7 +15027,7 @@
         </w:rPr>
         <w:t>Chức năng quản lý bộ đề</w:t>
       </w:r>
-      <w:bookmarkEnd w:id="39"/>
+      <w:bookmarkEnd w:id="38"/>
     </w:p>
     <w:p>
       <w:pPr>
@@ -15740,7 +15738,7 @@
           <w:szCs w:val="28"/>
         </w:rPr>
       </w:pPr>
-      <w:bookmarkStart w:id="40" w:name="_Toc136174292"/>
+      <w:bookmarkStart w:id="39" w:name="_Toc136174292"/>
       <w:r>
         <w:rPr>
           <w:rFonts w:ascii="Times New Roman" w:hAnsi="Times New Roman" w:cs="Times New Roman"/>
@@ -15791,7 +15789,7 @@
         </w:rPr>
         <w:t>Chức năng quản lý câu hỏi</w:t>
       </w:r>
-      <w:bookmarkEnd w:id="40"/>
+      <w:bookmarkEnd w:id="39"/>
     </w:p>
     <w:p>
       <w:pPr>
@@ -16309,7 +16307,7 @@
           <w:szCs w:val="28"/>
         </w:rPr>
       </w:pPr>
-      <w:bookmarkStart w:id="41" w:name="_Toc136174293"/>
+      <w:bookmarkStart w:id="40" w:name="_Toc136174293"/>
       <w:r>
         <w:rPr>
           <w:rFonts w:ascii="Times New Roman" w:hAnsi="Times New Roman" w:cs="Times New Roman"/>
@@ -16360,7 +16358,7 @@
         </w:rPr>
         <w:t>Chức năng quản lý chủ đề</w:t>
       </w:r>
-      <w:bookmarkEnd w:id="41"/>
+      <w:bookmarkEnd w:id="40"/>
     </w:p>
     <w:p>
       <w:pPr>
@@ -16966,7 +16964,7 @@
           <w:szCs w:val="36"/>
         </w:rPr>
       </w:pPr>
-      <w:bookmarkStart w:id="42" w:name="_Toc136174294"/>
+      <w:bookmarkStart w:id="41" w:name="_Toc136174294"/>
       <w:r>
         <w:rPr>
           <w:rFonts w:ascii="Times New Roman" w:hAnsi="Times New Roman" w:cs="Times New Roman"/>
@@ -16998,7 +16996,7 @@
         </w:rPr>
         <w:t>THIẾT KẾ CƠ SỞ DỮ LIỆU</w:t>
       </w:r>
-      <w:bookmarkEnd w:id="42"/>
+      <w:bookmarkEnd w:id="41"/>
     </w:p>
     <w:p>
       <w:pPr>
@@ -17011,7 +17009,7 @@
           <w:szCs w:val="32"/>
         </w:rPr>
       </w:pPr>
-      <w:bookmarkStart w:id="43" w:name="_Toc136174295"/>
+      <w:bookmarkStart w:id="42" w:name="_Toc136174295"/>
       <w:r>
         <w:rPr>
           <w:b/>
@@ -17028,7 +17026,7 @@
         </w:rPr>
         <w:t xml:space="preserve"> Sơ đồ ERD</w:t>
       </w:r>
-      <w:bookmarkEnd w:id="43"/>
+      <w:bookmarkEnd w:id="42"/>
     </w:p>
     <w:p>
       <w:pPr>
@@ -17096,7 +17094,7 @@
           <w:bCs w:val="0"/>
         </w:rPr>
       </w:pPr>
-      <w:bookmarkStart w:id="44" w:name="_Toc135936259"/>
+      <w:bookmarkStart w:id="43" w:name="_Toc135936259"/>
       <w:r>
         <w:rPr>
           <w:b/>
@@ -17121,7 +17119,7 @@
         </w:rPr>
         <w:t xml:space="preserve">  </w:t>
       </w:r>
-      <w:bookmarkEnd w:id="44"/>
+      <w:bookmarkEnd w:id="43"/>
     </w:p>
     <w:p>
       <w:pPr>
@@ -17214,7 +17212,7 @@
           <w:szCs w:val="32"/>
         </w:rPr>
       </w:pPr>
-      <w:bookmarkStart w:id="45" w:name="_Toc136174296"/>
+      <w:bookmarkStart w:id="44" w:name="_Toc136174296"/>
       <w:r>
         <w:rPr>
           <w:b/>
@@ -17248,7 +17246,7 @@
         </w:rPr>
         <w:t>Sơ đồ RM</w:t>
       </w:r>
-      <w:bookmarkEnd w:id="45"/>
+      <w:bookmarkEnd w:id="44"/>
     </w:p>
     <w:p>
       <w:pPr>
@@ -17309,7 +17307,7 @@
           <w:b/>
         </w:rPr>
       </w:pPr>
-      <w:bookmarkStart w:id="46" w:name="_Toc135936260"/>
+      <w:bookmarkStart w:id="45" w:name="_Toc135936260"/>
       <w:r>
         <w:rPr>
           <w:b/>
@@ -17334,7 +17332,7 @@
         </w:rPr>
         <w:t xml:space="preserve">  </w:t>
       </w:r>
-      <w:bookmarkEnd w:id="46"/>
+      <w:bookmarkEnd w:id="45"/>
     </w:p>
     <w:p>
       <w:pPr>
@@ -17383,7 +17381,7 @@
           <w:szCs w:val="32"/>
         </w:rPr>
       </w:pPr>
-      <w:bookmarkStart w:id="47" w:name="_Toc136174297"/>
+      <w:bookmarkStart w:id="46" w:name="_Toc136174297"/>
       <w:r>
         <w:rPr>
           <w:b/>
@@ -17401,7 +17399,7 @@
         </w:rPr>
         <w:t>Diagrams</w:t>
       </w:r>
-      <w:bookmarkEnd w:id="47"/>
+      <w:bookmarkEnd w:id="46"/>
     </w:p>
     <w:p>
       <w:pPr>
@@ -17456,7 +17454,7 @@
           <w:bCs w:val="0"/>
         </w:rPr>
       </w:pPr>
-      <w:bookmarkStart w:id="48" w:name="_Toc135936261"/>
+      <w:bookmarkStart w:id="47" w:name="_Toc135936261"/>
       <w:r>
         <w:rPr>
           <w:b/>
@@ -17475,7 +17473,7 @@
         </w:rPr>
         <w:t xml:space="preserve">  </w:t>
       </w:r>
-      <w:bookmarkEnd w:id="48"/>
+      <w:bookmarkEnd w:id="47"/>
     </w:p>
     <w:p>
       <w:pPr>
@@ -17558,7 +17556,7 @@
           <w:szCs w:val="32"/>
         </w:rPr>
       </w:pPr>
-      <w:bookmarkStart w:id="49" w:name="_Toc136174298"/>
+      <w:bookmarkStart w:id="48" w:name="_Toc136174298"/>
       <w:r>
         <w:rPr>
           <w:b/>
@@ -17576,7 +17574,7 @@
         </w:rPr>
         <w:t xml:space="preserve"> Đặc tả các bảng dữ liệu</w:t>
       </w:r>
-      <w:bookmarkEnd w:id="49"/>
+      <w:bookmarkEnd w:id="48"/>
     </w:p>
     <w:p>
       <w:pPr>
@@ -17590,7 +17588,7 @@
           <w:szCs w:val="28"/>
         </w:rPr>
       </w:pPr>
-      <w:bookmarkStart w:id="50" w:name="_Toc136174299"/>
+      <w:bookmarkStart w:id="49" w:name="_Toc136174299"/>
       <w:r>
         <w:rPr>
           <w:rFonts w:ascii="Times New Roman" w:hAnsi="Times New Roman" w:cs="Times New Roman"/>
@@ -17651,7 +17649,7 @@
         </w:rPr>
         <w:t>Bảng Role (Quyền)</w:t>
       </w:r>
-      <w:bookmarkEnd w:id="50"/>
+      <w:bookmarkEnd w:id="49"/>
     </w:p>
     <w:p>
       <w:pPr>
@@ -17742,7 +17740,7 @@
           <w:b/>
         </w:rPr>
       </w:pPr>
-      <w:bookmarkStart w:id="51" w:name="_Toc135937036"/>
+      <w:bookmarkStart w:id="50" w:name="_Toc135937036"/>
       <w:r>
         <w:rPr>
           <w:b/>
@@ -17761,7 +17759,7 @@
         </w:rPr>
         <w:t xml:space="preserve"> </w:t>
       </w:r>
-      <w:bookmarkEnd w:id="51"/>
+      <w:bookmarkEnd w:id="50"/>
     </w:p>
     <w:tbl>
       <w:tblPr>
@@ -18211,7 +18209,7 @@
           <w:szCs w:val="28"/>
         </w:rPr>
       </w:pPr>
-      <w:bookmarkStart w:id="52" w:name="_Toc136174300"/>
+      <w:bookmarkStart w:id="51" w:name="_Toc136174300"/>
       <w:r>
         <w:rPr>
           <w:rFonts w:ascii="Times New Roman" w:hAnsi="Times New Roman" w:cs="Times New Roman"/>
@@ -18272,7 +18270,7 @@
         </w:rPr>
         <w:t>Bảng User (Người dùng)</w:t>
       </w:r>
-      <w:bookmarkEnd w:id="52"/>
+      <w:bookmarkEnd w:id="51"/>
     </w:p>
     <w:p>
       <w:pPr>
@@ -18529,7 +18527,7 @@
           <w:bCs w:val="0"/>
         </w:rPr>
       </w:pPr>
-      <w:bookmarkStart w:id="53" w:name="_Toc135937037"/>
+      <w:bookmarkStart w:id="52" w:name="_Toc135937037"/>
       <w:r>
         <w:rPr>
           <w:b/>
@@ -18548,7 +18546,7 @@
         </w:rPr>
         <w:t xml:space="preserve"> </w:t>
       </w:r>
-      <w:bookmarkEnd w:id="53"/>
+      <w:bookmarkEnd w:id="52"/>
     </w:p>
     <w:tbl>
       <w:tblPr>
@@ -19329,7 +19327,7 @@
           <w:szCs w:val="28"/>
         </w:rPr>
       </w:pPr>
-      <w:bookmarkStart w:id="54" w:name="_Toc136174301"/>
+      <w:bookmarkStart w:id="53" w:name="_Toc136174301"/>
       <w:r>
         <w:rPr>
           <w:rFonts w:ascii="Times New Roman" w:hAnsi="Times New Roman" w:cs="Times New Roman"/>
@@ -19390,7 +19388,7 @@
         </w:rPr>
         <w:t>Bảng Category (Chủ đề)</w:t>
       </w:r>
-      <w:bookmarkEnd w:id="54"/>
+      <w:bookmarkEnd w:id="53"/>
     </w:p>
     <w:p>
       <w:pPr>
@@ -19570,7 +19568,7 @@
           <w:bCs w:val="0"/>
         </w:rPr>
       </w:pPr>
-      <w:bookmarkStart w:id="55" w:name="_Toc135937038"/>
+      <w:bookmarkStart w:id="54" w:name="_Toc135937038"/>
       <w:r>
         <w:rPr>
           <w:b/>
@@ -19602,7 +19600,7 @@
         </w:rPr>
         <w:t xml:space="preserve"> </w:t>
       </w:r>
-      <w:bookmarkEnd w:id="55"/>
+      <w:bookmarkEnd w:id="54"/>
     </w:p>
     <w:tbl>
       <w:tblPr>
@@ -20067,7 +20065,7 @@
           <w:szCs w:val="28"/>
         </w:rPr>
       </w:pPr>
-      <w:bookmarkStart w:id="56" w:name="_Toc136174302"/>
+      <w:bookmarkStart w:id="55" w:name="_Toc136174302"/>
       <w:r>
         <w:rPr>
           <w:rFonts w:ascii="Times New Roman" w:hAnsi="Times New Roman" w:cs="Times New Roman"/>
@@ -20128,7 +20126,7 @@
         </w:rPr>
         <w:t>Bảng Question (Câu hỏi)</w:t>
       </w:r>
-      <w:bookmarkEnd w:id="56"/>
+      <w:bookmarkEnd w:id="55"/>
     </w:p>
     <w:p>
       <w:pPr>
@@ -20399,7 +20397,7 @@
           <w:bCs w:val="0"/>
         </w:rPr>
       </w:pPr>
-      <w:bookmarkStart w:id="57" w:name="_Toc135937039"/>
+      <w:bookmarkStart w:id="56" w:name="_Toc135937039"/>
       <w:r>
         <w:rPr>
           <w:b/>
@@ -20418,7 +20416,7 @@
         </w:rPr>
         <w:t xml:space="preserve"> </w:t>
       </w:r>
-      <w:bookmarkEnd w:id="57"/>
+      <w:bookmarkEnd w:id="56"/>
     </w:p>
     <w:tbl>
       <w:tblPr>
@@ -21638,7 +21636,7 @@
           <w:szCs w:val="28"/>
         </w:rPr>
       </w:pPr>
-      <w:bookmarkStart w:id="58" w:name="_Toc136174303"/>
+      <w:bookmarkStart w:id="57" w:name="_Toc136174303"/>
       <w:r>
         <w:rPr>
           <w:rFonts w:ascii="Times New Roman" w:hAnsi="Times New Roman" w:cs="Times New Roman"/>
@@ -21699,7 +21697,7 @@
         </w:rPr>
         <w:t>Bảng Exam (Bộ đề)</w:t>
       </w:r>
-      <w:bookmarkEnd w:id="58"/>
+      <w:bookmarkEnd w:id="57"/>
     </w:p>
     <w:p>
       <w:pPr>
@@ -22034,7 +22032,7 @@
           <w:bCs w:val="0"/>
         </w:rPr>
       </w:pPr>
-      <w:bookmarkStart w:id="59" w:name="_Toc135937040"/>
+      <w:bookmarkStart w:id="58" w:name="_Toc135937040"/>
       <w:r>
         <w:rPr>
           <w:b/>
@@ -22065,7 +22063,7 @@
         </w:rPr>
         <w:t xml:space="preserve"> </w:t>
       </w:r>
-      <w:bookmarkEnd w:id="59"/>
+      <w:bookmarkEnd w:id="58"/>
     </w:p>
     <w:tbl>
       <w:tblPr>
@@ -22954,7 +22952,7 @@
           <w:szCs w:val="28"/>
         </w:rPr>
       </w:pPr>
-      <w:bookmarkStart w:id="60" w:name="_Toc136174304"/>
+      <w:bookmarkStart w:id="59" w:name="_Toc136174304"/>
       <w:r>
         <w:rPr>
           <w:rFonts w:ascii="Times New Roman" w:hAnsi="Times New Roman" w:cs="Times New Roman"/>
@@ -23015,7 +23013,7 @@
         </w:rPr>
         <w:t>Bảng ExamDetail (Chi tiết bộ đề)</w:t>
       </w:r>
-      <w:bookmarkEnd w:id="60"/>
+      <w:bookmarkEnd w:id="59"/>
     </w:p>
     <w:p>
       <w:pPr>
@@ -23164,7 +23162,7 @@
           <w:bCs w:val="0"/>
         </w:rPr>
       </w:pPr>
-      <w:bookmarkStart w:id="61" w:name="_Toc135937041"/>
+      <w:bookmarkStart w:id="60" w:name="_Toc135937041"/>
       <w:r>
         <w:rPr>
           <w:b/>
@@ -23201,7 +23199,7 @@
         </w:rPr>
         <w:t xml:space="preserve"> </w:t>
       </w:r>
-      <w:bookmarkEnd w:id="61"/>
+      <w:bookmarkEnd w:id="60"/>
     </w:p>
     <w:tbl>
       <w:tblPr>
@@ -23787,7 +23785,7 @@
           <w:szCs w:val="28"/>
         </w:rPr>
       </w:pPr>
-      <w:bookmarkStart w:id="62" w:name="_Toc136174305"/>
+      <w:bookmarkStart w:id="61" w:name="_Toc136174305"/>
       <w:r>
         <w:rPr>
           <w:rFonts w:ascii="Times New Roman" w:hAnsi="Times New Roman" w:cs="Times New Roman"/>
@@ -23868,7 +23866,7 @@
         </w:rPr>
         <w:t>(Lịch sử)</w:t>
       </w:r>
-      <w:bookmarkEnd w:id="62"/>
+      <w:bookmarkEnd w:id="61"/>
     </w:p>
     <w:p>
       <w:pPr>
@@ -24026,7 +24024,7 @@
           <w:bCs w:val="0"/>
         </w:rPr>
       </w:pPr>
-      <w:bookmarkStart w:id="63" w:name="_Toc135937042"/>
+      <w:bookmarkStart w:id="62" w:name="_Toc135937042"/>
       <w:r>
         <w:rPr>
           <w:b/>
@@ -24058,7 +24056,7 @@
         </w:rPr>
         <w:t>History</w:t>
       </w:r>
-      <w:bookmarkEnd w:id="63"/>
+      <w:bookmarkEnd w:id="62"/>
     </w:p>
     <w:tbl>
       <w:tblPr>
@@ -24849,7 +24847,7 @@
           <w:szCs w:val="28"/>
         </w:rPr>
       </w:pPr>
-      <w:bookmarkStart w:id="64" w:name="_Toc136174306"/>
+      <w:bookmarkStart w:id="63" w:name="_Toc136174306"/>
       <w:r>
         <w:rPr>
           <w:rFonts w:ascii="Times New Roman" w:hAnsi="Times New Roman" w:cs="Times New Roman"/>
@@ -24910,7 +24908,7 @@
         </w:rPr>
         <w:t>Bảng HistoryDetail (Chi tiết lịch sử)</w:t>
       </w:r>
-      <w:bookmarkEnd w:id="64"/>
+      <w:bookmarkEnd w:id="63"/>
     </w:p>
     <w:p>
       <w:pPr>
@@ -25070,7 +25068,7 @@
           <w:b/>
         </w:rPr>
       </w:pPr>
-      <w:bookmarkStart w:id="65" w:name="_Toc135937043"/>
+      <w:bookmarkStart w:id="64" w:name="_Toc135937043"/>
       <w:r>
         <w:rPr>
           <w:b/>
@@ -25108,7 +25106,7 @@
         </w:rPr>
         <w:t xml:space="preserve"> </w:t>
       </w:r>
-      <w:bookmarkEnd w:id="65"/>
+      <w:bookmarkEnd w:id="64"/>
     </w:p>
     <w:tbl>
       <w:tblPr>
@@ -25711,7 +25709,7 @@
           <w:szCs w:val="28"/>
         </w:rPr>
       </w:pPr>
-      <w:bookmarkStart w:id="66" w:name="_Toc136174307"/>
+      <w:bookmarkStart w:id="65" w:name="_Toc136174307"/>
       <w:r>
         <w:rPr>
           <w:rFonts w:ascii="Times New Roman" w:hAnsi="Times New Roman" w:cs="Times New Roman"/>
@@ -25772,7 +25770,7 @@
         </w:rPr>
         <w:t>Bảng Rank (Xếp hạng)</w:t>
       </w:r>
-      <w:bookmarkEnd w:id="66"/>
+      <w:bookmarkEnd w:id="65"/>
     </w:p>
     <w:p>
       <w:pPr>
@@ -25918,7 +25916,7 @@
           <w:bCs w:val="0"/>
         </w:rPr>
       </w:pPr>
-      <w:bookmarkStart w:id="67" w:name="_Toc135937044"/>
+      <w:bookmarkStart w:id="66" w:name="_Toc135937044"/>
       <w:r>
         <w:rPr>
           <w:b/>
@@ -25937,7 +25935,7 @@
         </w:rPr>
         <w:t xml:space="preserve"> </w:t>
       </w:r>
-      <w:bookmarkEnd w:id="67"/>
+      <w:bookmarkEnd w:id="66"/>
     </w:p>
     <w:tbl>
       <w:tblPr>
@@ -26726,7 +26724,7 @@
           <w:szCs w:val="36"/>
         </w:rPr>
       </w:pPr>
-      <w:bookmarkStart w:id="68" w:name="_Toc136174308"/>
+      <w:bookmarkStart w:id="67" w:name="_Toc136174308"/>
       <w:r>
         <w:rPr>
           <w:rFonts w:ascii="Times New Roman" w:hAnsi="Times New Roman" w:cs="Times New Roman"/>
@@ -26758,7 +26756,7 @@
         </w:rPr>
         <w:t>XÂY DỰNG CHƯƠNG TRÌNH</w:t>
       </w:r>
-      <w:bookmarkEnd w:id="68"/>
+      <w:bookmarkEnd w:id="67"/>
     </w:p>
     <w:p>
       <w:pPr>
@@ -26771,7 +26769,7 @@
           <w:szCs w:val="32"/>
         </w:rPr>
       </w:pPr>
-      <w:bookmarkStart w:id="69" w:name="_Toc136174309"/>
+      <w:bookmarkStart w:id="68" w:name="_Toc136174309"/>
       <w:r>
         <w:rPr>
           <w:b/>
@@ -26780,7 +26778,7 @@
         </w:rPr>
         <w:t>4.1 Cấu trúc dự án</w:t>
       </w:r>
-      <w:bookmarkEnd w:id="69"/>
+      <w:bookmarkEnd w:id="68"/>
     </w:p>
     <w:p>
       <w:pPr>
@@ -26864,7 +26862,7 @@
           <w:bCs w:val="0"/>
         </w:rPr>
       </w:pPr>
-      <w:bookmarkStart w:id="70" w:name="_Toc135936262"/>
+      <w:bookmarkStart w:id="69" w:name="_Toc135936262"/>
       <w:r>
         <w:rPr>
           <w:b/>
@@ -26883,7 +26881,7 @@
         </w:rPr>
         <w:t xml:space="preserve">  </w:t>
       </w:r>
-      <w:bookmarkEnd w:id="70"/>
+      <w:bookmarkEnd w:id="69"/>
     </w:p>
     <w:p>
       <w:pPr>
@@ -26959,7 +26957,7 @@
           <w:bCs w:val="0"/>
         </w:rPr>
       </w:pPr>
-      <w:bookmarkStart w:id="71" w:name="_Toc135936263"/>
+      <w:bookmarkStart w:id="70" w:name="_Toc135936263"/>
       <w:r>
         <w:rPr>
           <w:b/>
@@ -26978,7 +26976,7 @@
         </w:rPr>
         <w:t xml:space="preserve">  </w:t>
       </w:r>
-      <w:bookmarkEnd w:id="71"/>
+      <w:bookmarkEnd w:id="70"/>
     </w:p>
     <w:p>
       <w:pPr>
@@ -27069,7 +27067,7 @@
           <w:b/>
         </w:rPr>
       </w:pPr>
-      <w:bookmarkStart w:id="72" w:name="_Toc135936264"/>
+      <w:bookmarkStart w:id="71" w:name="_Toc135936264"/>
       <w:r>
         <w:rPr>
           <w:b/>
@@ -27088,7 +27086,7 @@
         </w:rPr>
         <w:t xml:space="preserve">  </w:t>
       </w:r>
-      <w:bookmarkEnd w:id="72"/>
+      <w:bookmarkEnd w:id="71"/>
     </w:p>
     <w:p>
       <w:pPr>
@@ -27101,7 +27099,7 @@
           <w:szCs w:val="32"/>
         </w:rPr>
       </w:pPr>
-      <w:bookmarkStart w:id="73" w:name="_Toc136174310"/>
+      <w:bookmarkStart w:id="72" w:name="_Toc136174310"/>
       <w:r>
         <w:rPr>
           <w:b/>
@@ -27118,7 +27116,7 @@
         </w:rPr>
         <w:t xml:space="preserve"> Giao diện phía quản trị viên</w:t>
       </w:r>
-      <w:bookmarkEnd w:id="73"/>
+      <w:bookmarkEnd w:id="72"/>
     </w:p>
     <w:p>
       <w:pPr>
@@ -27132,7 +27130,7 @@
           <w:szCs w:val="28"/>
         </w:rPr>
       </w:pPr>
-      <w:bookmarkStart w:id="74" w:name="_Toc136174311"/>
+      <w:bookmarkStart w:id="73" w:name="_Toc136174311"/>
       <w:r>
         <w:rPr>
           <w:rFonts w:ascii="Times New Roman" w:hAnsi="Times New Roman" w:cs="Times New Roman"/>
@@ -27203,7 +27201,7 @@
         </w:rPr>
         <w:t xml:space="preserve"> quản lý người dùng</w:t>
       </w:r>
-      <w:bookmarkEnd w:id="74"/>
+      <w:bookmarkEnd w:id="73"/>
     </w:p>
     <w:p>
       <w:pPr>
@@ -27314,7 +27312,7 @@
           <w:bCs w:val="0"/>
         </w:rPr>
       </w:pPr>
-      <w:bookmarkStart w:id="75" w:name="_Toc135936265"/>
+      <w:bookmarkStart w:id="74" w:name="_Toc135936265"/>
       <w:r>
         <w:rPr>
           <w:b/>
@@ -27339,7 +27337,7 @@
         </w:rPr>
         <w:t xml:space="preserve">  </w:t>
       </w:r>
-      <w:bookmarkEnd w:id="75"/>
+      <w:bookmarkEnd w:id="74"/>
     </w:p>
     <w:p>
       <w:pPr>
@@ -27439,7 +27437,7 @@
           <w:bCs w:val="0"/>
         </w:rPr>
       </w:pPr>
-      <w:bookmarkStart w:id="76" w:name="_Toc135936266"/>
+      <w:bookmarkStart w:id="75" w:name="_Toc135936266"/>
       <w:r>
         <w:rPr>
           <w:b/>
@@ -27464,7 +27462,7 @@
         </w:rPr>
         <w:t xml:space="preserve">  </w:t>
       </w:r>
-      <w:bookmarkEnd w:id="76"/>
+      <w:bookmarkEnd w:id="75"/>
     </w:p>
     <w:p>
       <w:pPr>
@@ -27563,7 +27561,7 @@
           <w:bCs w:val="0"/>
         </w:rPr>
       </w:pPr>
-      <w:bookmarkStart w:id="77" w:name="_Toc135936267"/>
+      <w:bookmarkStart w:id="76" w:name="_Toc135936267"/>
       <w:r>
         <w:rPr>
           <w:b/>
@@ -27588,7 +27586,7 @@
         </w:rPr>
         <w:t xml:space="preserve">  </w:t>
       </w:r>
-      <w:bookmarkEnd w:id="77"/>
+      <w:bookmarkEnd w:id="76"/>
     </w:p>
     <w:p>
       <w:pPr>
@@ -27602,7 +27600,7 @@
           <w:szCs w:val="28"/>
         </w:rPr>
       </w:pPr>
-      <w:bookmarkStart w:id="78" w:name="_Toc136174312"/>
+      <w:bookmarkStart w:id="77" w:name="_Toc136174312"/>
       <w:r>
         <w:rPr>
           <w:rFonts w:ascii="Times New Roman" w:hAnsi="Times New Roman" w:cs="Times New Roman"/>
@@ -27663,7 +27661,7 @@
         </w:rPr>
         <w:t>Giao diện quản lý chủ đề</w:t>
       </w:r>
-      <w:bookmarkEnd w:id="78"/>
+      <w:bookmarkEnd w:id="77"/>
     </w:p>
     <w:p>
       <w:pPr>
@@ -27761,7 +27759,7 @@
           <w:b/>
         </w:rPr>
       </w:pPr>
-      <w:bookmarkStart w:id="79" w:name="_Toc135936268"/>
+      <w:bookmarkStart w:id="78" w:name="_Toc135936268"/>
       <w:r>
         <w:rPr>
           <w:b/>
@@ -27786,7 +27784,7 @@
         </w:rPr>
         <w:t xml:space="preserve">  </w:t>
       </w:r>
-      <w:bookmarkEnd w:id="79"/>
+      <w:bookmarkEnd w:id="78"/>
     </w:p>
     <w:p>
       <w:pPr>
@@ -27888,7 +27886,7 @@
           <w:bCs w:val="0"/>
         </w:rPr>
       </w:pPr>
-      <w:bookmarkStart w:id="80" w:name="_Toc135936269"/>
+      <w:bookmarkStart w:id="79" w:name="_Toc135936269"/>
       <w:r>
         <w:rPr>
           <w:b/>
@@ -27913,7 +27911,7 @@
         </w:rPr>
         <w:t xml:space="preserve">  </w:t>
       </w:r>
-      <w:bookmarkEnd w:id="80"/>
+      <w:bookmarkEnd w:id="79"/>
     </w:p>
     <w:p>
       <w:pPr>
@@ -28011,7 +28009,7 @@
           <w:b/>
         </w:rPr>
       </w:pPr>
-      <w:bookmarkStart w:id="81" w:name="_Toc135936270"/>
+      <w:bookmarkStart w:id="80" w:name="_Toc135936270"/>
       <w:r>
         <w:rPr>
           <w:b/>
@@ -28036,7 +28034,7 @@
         </w:rPr>
         <w:t xml:space="preserve">  </w:t>
       </w:r>
-      <w:bookmarkEnd w:id="81"/>
+      <w:bookmarkEnd w:id="80"/>
     </w:p>
     <w:p>
       <w:pPr>
@@ -28050,7 +28048,7 @@
           <w:szCs w:val="28"/>
         </w:rPr>
       </w:pPr>
-      <w:bookmarkStart w:id="82" w:name="_Toc136174313"/>
+      <w:bookmarkStart w:id="81" w:name="_Toc136174313"/>
       <w:r>
         <w:rPr>
           <w:rFonts w:ascii="Times New Roman" w:hAnsi="Times New Roman" w:cs="Times New Roman"/>
@@ -28121,7 +28119,7 @@
         </w:rPr>
         <w:t>câu hỏi</w:t>
       </w:r>
-      <w:bookmarkEnd w:id="82"/>
+      <w:bookmarkEnd w:id="81"/>
     </w:p>
     <w:p>
       <w:pPr>
@@ -28240,7 +28238,7 @@
           <w:b/>
         </w:rPr>
       </w:pPr>
-      <w:bookmarkStart w:id="83" w:name="_Toc135936271"/>
+      <w:bookmarkStart w:id="82" w:name="_Toc135936271"/>
       <w:r>
         <w:rPr>
           <w:b/>
@@ -28265,7 +28263,7 @@
         </w:rPr>
         <w:t xml:space="preserve">  </w:t>
       </w:r>
-      <w:bookmarkEnd w:id="83"/>
+      <w:bookmarkEnd w:id="82"/>
     </w:p>
     <w:p>
       <w:pPr>
@@ -28363,7 +28361,7 @@
           <w:b/>
         </w:rPr>
       </w:pPr>
-      <w:bookmarkStart w:id="84" w:name="_Toc135936272"/>
+      <w:bookmarkStart w:id="83" w:name="_Toc135936272"/>
       <w:r>
         <w:rPr>
           <w:b/>
@@ -28388,7 +28386,7 @@
         </w:rPr>
         <w:t xml:space="preserve">  </w:t>
       </w:r>
-      <w:bookmarkEnd w:id="84"/>
+      <w:bookmarkEnd w:id="83"/>
     </w:p>
     <w:p>
       <w:pPr>
@@ -28496,7 +28494,7 @@
           <w:bCs w:val="0"/>
         </w:rPr>
       </w:pPr>
-      <w:bookmarkStart w:id="85" w:name="_Toc135936273"/>
+      <w:bookmarkStart w:id="84" w:name="_Toc135936273"/>
       <w:r>
         <w:rPr>
           <w:b/>
@@ -28521,7 +28519,7 @@
         </w:rPr>
         <w:t xml:space="preserve">  </w:t>
       </w:r>
-      <w:bookmarkEnd w:id="85"/>
+      <w:bookmarkEnd w:id="84"/>
     </w:p>
     <w:p>
       <w:pPr>
@@ -28535,7 +28533,7 @@
           <w:szCs w:val="28"/>
         </w:rPr>
       </w:pPr>
-      <w:bookmarkStart w:id="86" w:name="_Toc136174314"/>
+      <w:bookmarkStart w:id="85" w:name="_Toc136174314"/>
       <w:r>
         <w:rPr>
           <w:rFonts w:ascii="Times New Roman" w:hAnsi="Times New Roman" w:cs="Times New Roman"/>
@@ -28596,7 +28594,7 @@
         </w:rPr>
         <w:t>Giao diện quản lý bộ đề</w:t>
       </w:r>
-      <w:bookmarkEnd w:id="86"/>
+      <w:bookmarkEnd w:id="85"/>
     </w:p>
     <w:p>
       <w:pPr>
@@ -28698,7 +28696,7 @@
           <w:b/>
         </w:rPr>
       </w:pPr>
-      <w:bookmarkStart w:id="87" w:name="_Toc135936274"/>
+      <w:bookmarkStart w:id="86" w:name="_Toc135936274"/>
       <w:r>
         <w:rPr>
           <w:b/>
@@ -28729,7 +28727,7 @@
         </w:rPr>
         <w:t xml:space="preserve">  </w:t>
       </w:r>
-      <w:bookmarkEnd w:id="87"/>
+      <w:bookmarkEnd w:id="86"/>
     </w:p>
     <w:p>
       <w:pPr>
@@ -28837,7 +28835,7 @@
           <w:bCs w:val="0"/>
         </w:rPr>
       </w:pPr>
-      <w:bookmarkStart w:id="88" w:name="_Toc135936275"/>
+      <w:bookmarkStart w:id="87" w:name="_Toc135936275"/>
       <w:r>
         <w:rPr>
           <w:b/>
@@ -28862,7 +28860,7 @@
         </w:rPr>
         <w:t xml:space="preserve">  </w:t>
       </w:r>
-      <w:bookmarkEnd w:id="88"/>
+      <w:bookmarkEnd w:id="87"/>
     </w:p>
     <w:p>
       <w:pPr>
@@ -28960,7 +28958,7 @@
           <w:bCs w:val="0"/>
         </w:rPr>
       </w:pPr>
-      <w:bookmarkStart w:id="89" w:name="_Toc135936276"/>
+      <w:bookmarkStart w:id="88" w:name="_Toc135936276"/>
       <w:r>
         <w:rPr>
           <w:b/>
@@ -28997,7 +28995,7 @@
         </w:rPr>
         <w:t xml:space="preserve">  </w:t>
       </w:r>
-      <w:bookmarkEnd w:id="89"/>
+      <w:bookmarkEnd w:id="88"/>
     </w:p>
     <w:p>
       <w:pPr>
@@ -29010,7 +29008,7 @@
           <w:szCs w:val="32"/>
         </w:rPr>
       </w:pPr>
-      <w:bookmarkStart w:id="90" w:name="_Toc136174315"/>
+      <w:bookmarkStart w:id="89" w:name="_Toc136174315"/>
       <w:r>
         <w:rPr>
           <w:b/>
@@ -29027,7 +29025,7 @@
         </w:rPr>
         <w:t xml:space="preserve"> Giao diện phía khách hàng</w:t>
       </w:r>
-      <w:bookmarkEnd w:id="90"/>
+      <w:bookmarkEnd w:id="89"/>
     </w:p>
     <w:p>
       <w:pPr>
@@ -29041,7 +29039,7 @@
           <w:szCs w:val="28"/>
         </w:rPr>
       </w:pPr>
-      <w:bookmarkStart w:id="91" w:name="_Toc136174316"/>
+      <w:bookmarkStart w:id="90" w:name="_Toc136174316"/>
       <w:r>
         <w:rPr>
           <w:rFonts w:ascii="Times New Roman" w:hAnsi="Times New Roman" w:cs="Times New Roman"/>
@@ -29092,7 +29090,7 @@
         </w:rPr>
         <w:t>Giao diện đăng nhập, đăng ký</w:t>
       </w:r>
-      <w:bookmarkEnd w:id="91"/>
+      <w:bookmarkEnd w:id="90"/>
     </w:p>
     <w:p>
       <w:pPr>
@@ -29190,7 +29188,7 @@
           <w:b/>
         </w:rPr>
       </w:pPr>
-      <w:bookmarkStart w:id="92" w:name="_Toc135936277"/>
+      <w:bookmarkStart w:id="91" w:name="_Toc135936277"/>
       <w:r>
         <w:rPr>
           <w:b/>
@@ -29209,7 +29207,7 @@
         </w:rPr>
         <w:t xml:space="preserve">  </w:t>
       </w:r>
-      <w:bookmarkEnd w:id="92"/>
+      <w:bookmarkEnd w:id="91"/>
     </w:p>
     <w:p>
       <w:pPr>
@@ -29307,7 +29305,7 @@
           <w:b/>
         </w:rPr>
       </w:pPr>
-      <w:bookmarkStart w:id="93" w:name="_Toc135936278"/>
+      <w:bookmarkStart w:id="92" w:name="_Toc135936278"/>
       <w:r>
         <w:rPr>
           <w:b/>
@@ -29326,7 +29324,7 @@
         </w:rPr>
         <w:t xml:space="preserve">  </w:t>
       </w:r>
-      <w:bookmarkEnd w:id="93"/>
+      <w:bookmarkEnd w:id="92"/>
     </w:p>
     <w:p>
       <w:pPr>
@@ -29340,7 +29338,7 @@
           <w:szCs w:val="28"/>
         </w:rPr>
       </w:pPr>
-      <w:bookmarkStart w:id="94" w:name="_Toc136174317"/>
+      <w:bookmarkStart w:id="93" w:name="_Toc136174317"/>
       <w:r>
         <w:rPr>
           <w:rFonts w:ascii="Times New Roman" w:hAnsi="Times New Roman" w:cs="Times New Roman"/>
@@ -29411,7 +29409,7 @@
         </w:rPr>
         <w:t>Giao diện bộ đề</w:t>
       </w:r>
-      <w:bookmarkEnd w:id="94"/>
+      <w:bookmarkEnd w:id="93"/>
     </w:p>
     <w:p>
       <w:pPr>
@@ -29516,7 +29514,7 @@
           <w:bCs w:val="0"/>
         </w:rPr>
       </w:pPr>
-      <w:bookmarkStart w:id="95" w:name="_Toc135936279"/>
+      <w:bookmarkStart w:id="94" w:name="_Toc135936279"/>
       <w:r>
         <w:rPr>
           <w:b/>
@@ -29541,7 +29539,7 @@
         </w:rPr>
         <w:t xml:space="preserve">  </w:t>
       </w:r>
-      <w:bookmarkEnd w:id="95"/>
+      <w:bookmarkEnd w:id="94"/>
     </w:p>
     <w:p>
       <w:pPr>
@@ -29645,7 +29643,7 @@
           <w:bCs w:val="0"/>
         </w:rPr>
       </w:pPr>
-      <w:bookmarkStart w:id="96" w:name="_Toc135936280"/>
+      <w:bookmarkStart w:id="95" w:name="_Toc135936280"/>
       <w:r>
         <w:rPr>
           <w:b/>
@@ -29670,7 +29668,7 @@
         </w:rPr>
         <w:t xml:space="preserve">  </w:t>
       </w:r>
-      <w:bookmarkEnd w:id="96"/>
+      <w:bookmarkEnd w:id="95"/>
     </w:p>
     <w:p>
       <w:pPr>
@@ -29768,7 +29766,7 @@
           <w:bCs w:val="0"/>
         </w:rPr>
       </w:pPr>
-      <w:bookmarkStart w:id="97" w:name="_Toc135936281"/>
+      <w:bookmarkStart w:id="96" w:name="_Toc135936281"/>
       <w:r>
         <w:rPr>
           <w:b/>
@@ -29793,7 +29791,7 @@
         </w:rPr>
         <w:t xml:space="preserve">  </w:t>
       </w:r>
-      <w:bookmarkEnd w:id="97"/>
+      <w:bookmarkEnd w:id="96"/>
     </w:p>
     <w:p>
       <w:pPr>
@@ -29807,7 +29805,7 @@
           <w:szCs w:val="28"/>
         </w:rPr>
       </w:pPr>
-      <w:bookmarkStart w:id="98" w:name="_Toc136174318"/>
+      <w:bookmarkStart w:id="97" w:name="_Toc136174318"/>
       <w:r>
         <w:rPr>
           <w:rFonts w:ascii="Times New Roman" w:hAnsi="Times New Roman" w:cs="Times New Roman"/>
@@ -29858,7 +29856,7 @@
         </w:rPr>
         <w:t>Giao diện lịch sử</w:t>
       </w:r>
-      <w:bookmarkEnd w:id="98"/>
+      <w:bookmarkEnd w:id="97"/>
     </w:p>
     <w:p>
       <w:pPr>
@@ -29960,7 +29958,7 @@
           <w:bCs w:val="0"/>
         </w:rPr>
       </w:pPr>
-      <w:bookmarkStart w:id="99" w:name="_Toc135936282"/>
+      <w:bookmarkStart w:id="98" w:name="_Toc135936282"/>
       <w:r>
         <w:rPr>
           <w:b/>
@@ -29979,7 +29977,7 @@
         </w:rPr>
         <w:t xml:space="preserve">  </w:t>
       </w:r>
-      <w:bookmarkEnd w:id="99"/>
+      <w:bookmarkEnd w:id="98"/>
     </w:p>
     <w:p>
       <w:pPr>
@@ -30078,7 +30076,7 @@
           <w:bCs w:val="0"/>
         </w:rPr>
       </w:pPr>
-      <w:bookmarkStart w:id="100" w:name="_Toc135936283"/>
+      <w:bookmarkStart w:id="99" w:name="_Toc135936283"/>
       <w:r>
         <w:rPr>
           <w:b/>
@@ -30097,7 +30095,7 @@
         </w:rPr>
         <w:t xml:space="preserve">  </w:t>
       </w:r>
-      <w:bookmarkEnd w:id="100"/>
+      <w:bookmarkEnd w:id="99"/>
     </w:p>
     <w:p>
       <w:pPr>
@@ -30362,7 +30360,9 @@
           <w:szCs w:val="36"/>
         </w:rPr>
       </w:pPr>
-      <w:bookmarkStart w:id="101" w:name="_Toc136174319"/>
+      <w:bookmarkStart w:id="100" w:name="_Toc136174319"/>
+      <w:bookmarkStart w:id="101" w:name="_GoBack"/>
+      <w:bookmarkEnd w:id="101"/>
       <w:r>
         <w:rPr>
           <w:rFonts w:ascii="Times New Roman" w:hAnsi="Times New Roman" w:cs="Times New Roman"/>
@@ -30374,7 +30374,7 @@
         <w:lastRenderedPageBreak/>
         <w:t>KẾT LUẬN VÀ KIẾN NGHỊ</w:t>
       </w:r>
-      <w:bookmarkEnd w:id="101"/>
+      <w:bookmarkEnd w:id="100"/>
     </w:p>
     <w:p>
       <w:pPr>
@@ -30408,7 +30408,21 @@
           <w:rStyle w:val="fontstyle01"/>
           <w:rFonts w:ascii="Times New Roman" w:hAnsi="Times New Roman"/>
         </w:rPr>
-        <w:t>te như mật khẩu đề được mã hoá một</w:t>
+        <w:t>te như mật khẩu đề</w:t>
+      </w:r>
+      <w:r>
+        <w:rPr>
+          <w:rStyle w:val="fontstyle01"/>
+          <w:rFonts w:ascii="Times New Roman" w:hAnsi="Times New Roman"/>
+        </w:rPr>
+        <w:t>u</w:t>
+      </w:r>
+      <w:r>
+        <w:rPr>
+          <w:rStyle w:val="fontstyle01"/>
+          <w:rFonts w:ascii="Times New Roman" w:hAnsi="Times New Roman"/>
+        </w:rPr>
+        <w:t xml:space="preserve"> được mã hoá một</w:t>
       </w:r>
       <w:r>
         <w:rPr>
@@ -30882,7 +30896,7 @@
           <w:rPr>
             <w:noProof/>
           </w:rPr>
-          <w:t>3</w:t>
+          <w:t>49</w:t>
         </w:r>
         <w:r>
           <w:rPr>
@@ -35423,7 +35437,7 @@
 </file>
 
 <file path=customXml/itemProps1.xml><?xml version="1.0" encoding="utf-8"?>
-<ds:datastoreItem xmlns:ds="http://schemas.openxmlformats.org/officeDocument/2006/customXml" ds:itemID="{437F83E1-99A8-4123-80F2-BC16C90E035F}">
+<ds:datastoreItem xmlns:ds="http://schemas.openxmlformats.org/officeDocument/2006/customXml" ds:itemID="{2CA2FBD4-7AE5-4AEB-AD2C-FC9DB7076412}">
   <ds:schemaRefs>
     <ds:schemaRef ds:uri="http://schemas.openxmlformats.org/officeDocument/2006/bibliography"/>
   </ds:schemaRefs>
